--- a/testakten/erbstreit-krypto-multisig-edelmann-stuttgart/23_steuerliche_dimension_und_erbschaftsteuer.docx
+++ b/testakten/erbstreit-krypto-multisig-edelmann-stuttgart/23_steuerliche_dimension_und_erbschaftsteuer.docx
@@ -64,7 +64,7 @@
         <w:rPr>
           <w:rFonts w:ascii="Times New Roman" w:hAnsi="Times New Roman"/>
         </w:rPr>
-        <w:t>1. Anzeigepflicht nach § 30 ErbStG</w:t>
+        <w:t>1. Anzeigepflicht nach Paragraf 30 ErbStG</w:t>
       </w:r>
     </w:p>
     <w:p>
@@ -72,7 +72,7 @@
         <w:jc w:val="left"/>
       </w:pPr>
       <w:r>
-        <w:t xml:space="preserve">Jeder Erbe ist verpflichtet, das Finanzamt von dem Erwerb zu unterrichten (§ 30 Abs. 1 ErbStG). Frist: </w:t>
+        <w:t xml:space="preserve">Jeder Erbe ist verpflichtet, das Finanzamt von dem Erwerb zu unterrichten (Paragraf 30 Abs. 1 ErbStG). Frist: </w:t>
       </w:r>
       <w:r>
         <w:rPr>
@@ -107,7 +107,7 @@
         <w:t>Finanzamt Stuttgart-Mitte</w:t>
       </w:r>
       <w:r>
-        <w:t xml:space="preserve"> (für Erbschaftsteuer zuständig, § 35 ErbStG).</w:t>
+        <w:t xml:space="preserve"> (für Erbschaftsteuer zuständig, Paragraf 35 ErbStG).</w:t>
       </w:r>
     </w:p>
     <w:p>
@@ -135,7 +135,7 @@
         <w:t>Besonderheit:</w:t>
       </w:r>
       <w:r>
-        <w:t xml:space="preserve"> Die Anzeigepflicht gilt unabhängig davon, ob tatsächlich Erbschaftsteuer anfällt. Die Anzeige kann durch Vorlage des Erbscheins ersetzt werden; sobald dieser vorliegt, übermittelt das Nachlassgericht von Amts wegen eine Mitteilung an das Finanzamt (§ 34 ErbStG). Da der Erbschein noch nicht vorliegt, ist eine gesonderte Anzeige nötig.</w:t>
+        <w:t xml:space="preserve"> Die Anzeigepflicht gilt unabhängig davon, ob tatsächlich Erbschaftsteuer anfällt. Die Anzeige kann durch Vorlage des Erbscheins ersetzt werden; sobald dieser vorliegt, übermittelt das Nachlassgericht von Amts wegen eine Mitteilung an das Finanzamt (Paragraf 34 ErbStG). Da der Erbschein noch nicht vorliegt, ist eine gesonderte Anzeige nötig.</w:t>
       </w:r>
     </w:p>
     <w:p/>
@@ -166,7 +166,7 @@
         <w:pStyle w:val="ListBullet"/>
       </w:pPr>
       <w:r>
-        <w:t>Steuerklasse I (§ 15 Abs. 1 Nr. 1 ErbStG)</w:t>
+        <w:t>Steuerklasse I (Paragraf 15 Abs. 1 Nr. 1 ErbStG)</w:t>
       </w:r>
     </w:p>
     <w:p>
@@ -183,7 +183,7 @@
         <w:t>500.000 EUR</w:t>
       </w:r>
       <w:r>
-        <w:t xml:space="preserve"> (§ 16 Abs. 1 Nr. 1 ErbStG)</w:t>
+        <w:t xml:space="preserve"> (Paragraf 16 Abs. 1 Nr. 1 ErbStG)</w:t>
       </w:r>
     </w:p>
     <w:p>
@@ -191,7 +191,7 @@
         <w:pStyle w:val="ListBullet"/>
       </w:pPr>
       <w:r>
-        <w:t>Versorgungsfreibetrag nach § 17 ErbStG: 256.000 EUR (Ehefrau, Erbfall nach 65. Lebensjahr des Erblassers — relevant, da Edelmann 78 war; Freibetrag auf 256.000 EUR beschränkt nach § 17 Abs. 2 ErbStG je nach Versorgungsbezügen)</w:t>
+        <w:t>Versorgungsfreibetrag nach Paragraf 17 ErbStG: 256.000 EUR (Ehefrau, Erbfall nach 65. Lebensjahr des Erblassers — relevant, da Edelmann 78 war; Freibetrag auf 256.000 EUR beschränkt nach Paragraf 17 Abs. 2 ErbStG je nach Versorgungsbezügen)</w:t>
       </w:r>
     </w:p>
     <w:p>
@@ -199,7 +199,7 @@
         <w:pStyle w:val="ListBullet"/>
       </w:pPr>
       <w:r>
-        <w:t>Vorausteil § 1932 BGB Hausrat: steuerbefreit nach § 13 Abs. 1 Nr. 1a ErbStG (Hausrat bei Steuerklasse I bis 41.000 EUR)</w:t>
+        <w:t>Vorausteil Paragraf 1932 BGB Hausrat: steuerbefreit nach Paragraf 13 Abs. 1 Nr. 1a ErbStG (Hausrat bei Steuerklasse I bis 41.000 EUR)</w:t>
       </w:r>
     </w:p>
     <w:p>
@@ -284,7 +284,7 @@
         <w:pStyle w:val="ListBullet"/>
       </w:pPr>
       <w:r>
-        <w:t>Steuersatz 15 % (§ 19 ErbStG bei Erwerb 900.001–6.000.000 EUR, Steuerklasse I)</w:t>
+        <w:t>Steuersatz 15 % (Paragraf 19 ErbStG bei Erwerb 900.001–6.000.000 EUR, Steuerklasse I)</w:t>
       </w:r>
     </w:p>
     <w:p>
@@ -340,7 +340,7 @@
         <w:t>400.000 EUR</w:t>
       </w:r>
       <w:r>
-        <w:t xml:space="preserve"> (§ 16 Abs. 1 Nr. 2 ErbStG)</w:t>
+        <w:t xml:space="preserve"> (Paragraf 16 Abs. 1 Nr. 2 ErbStG)</w:t>
       </w:r>
     </w:p>
     <w:p>
@@ -348,7 +348,7 @@
         <w:pStyle w:val="ListBullet"/>
       </w:pPr>
       <w:r>
-        <w:t>Ggf. Versorgungsfreibetrag § 17 Abs. 3 ErbStG (Kind unter 27 J.: nein; kein Versorgungsfreibetrag für erwachsenes Kind)</w:t>
+        <w:t>Ggf. Versorgungsfreibetrag Paragraf 17 Abs. 3 ErbStG (Kind unter 27 J.: nein; kein Versorgungsfreibetrag für erwachsenes Kind)</w:t>
       </w:r>
     </w:p>
     <w:p>
@@ -375,7 +375,7 @@
         <w:pStyle w:val="ListBullet"/>
       </w:pPr>
       <w:r>
-        <w:t xml:space="preserve">− Schenkung 2018 ETW (320.000 EUR) — frühere Schenkung wird auf ErbSt-Freibetrag angerechnet (§ 14 ErbStG: Zusammenrechnung von Vorerwerben innerhalb 10 Jahre); Freibetrag 2018: 400.000 EUR − 320.000 EUR = </w:t>
+        <w:t xml:space="preserve">− Schenkung 2018 ETW (320.000 EUR) — frühere Schenkung wird auf ErbSt-Freibetrag angerechnet (Paragraf 14 ErbStG: Zusammenrechnung von Vorerwerben innerhalb 10 Jahre); Freibetrag 2018: 400.000 EUR − 320.000 EUR = </w:t>
       </w:r>
       <w:r>
         <w:rPr>
@@ -476,7 +476,7 @@
         <w:t>Wichtig:</w:t>
       </w:r>
       <w:r>
-        <w:t xml:space="preserve"> Die Anrechnung der 2018er-Schenkung auf den Freibetrag nach § 14 ErbStG bedeutet, dass Henrike faktisch nur noch 80.000 EUR Freibetrag hat. Das erhöht ihre Steuerlast erheblich.</w:t>
+        <w:t xml:space="preserve"> Die Anrechnung der 2018er-Schenkung auf den Freibetrag nach Paragraf 14 ErbStG bedeutet, dass Henrike faktisch nur noch 80.000 EUR Freibetrag hat. Das erhöht ihre Steuerlast erheblich.</w:t>
       </w:r>
     </w:p>
     <w:p>
@@ -634,7 +634,7 @@
         <w:jc w:val="left"/>
       </w:pPr>
       <w:r>
-        <w:t>Constantin hat in den Jahren 2020–2023 Schenkungen von 380.000 EUR erhalten. Schenkungsteuer wäre fällig gewesen; ob er diese angemeldet hat, ist unbekannt. Der Freibetrag für Kinder beträgt 400.000 EUR je 10 Jahre (§ 16 Abs. 1 Nr. 2 ErbStG). Die Gesamtschenkungen 2020–2023 (380 TEUR) liegen gerade noch unter dem Freibetrag; es wäre keine Schenkungsteuer fällig, wenn keine weiteren Vorschenkungen in den vorangegangenen 10 Jahren bestanden.</w:t>
+        <w:t>Constantin hat in den Jahren 2020–2023 Schenkungen von 380.000 EUR erhalten. Schenkungsteuer wäre fällig gewesen; ob er diese angemeldet hat, ist unbekannt. Der Freibetrag für Kinder beträgt 400.000 EUR je 10 Jahre (Paragraf 16 Abs. 1 Nr. 2 ErbStG). Die Gesamtschenkungen 2020–2023 (380 TEUR) liegen gerade noch unter dem Freibetrag; es wäre keine Schenkungsteuer fällig, wenn keine weiteren Vorschenkungen in den vorangegangenen 10 Jahren bestanden.</w:t>
       </w:r>
     </w:p>
     <w:p>
@@ -671,7 +671,7 @@
         <w:t>Für den Erbfall relevant:</w:t>
       </w:r>
       <w:r>
-        <w:t xml:space="preserve"> Nach § 14 ErbStG werden Vorerwerbe innerhalb 10 Jahre zusammengerechnet. Constantins 380–446 TEUR Schenkungen aus 2020–2023 werden mit dem Erbfall-Erwerb zusammengerechnet — falls er Erbe bleibt. Wenn er ausgeschlagen hat, ist kein Erbfall-Erwerb vorhanden; die Schenkungen werden nur intern geprüft.</w:t>
+        <w:t xml:space="preserve"> Nach Paragraf 14 ErbStG werden Vorerwerbe innerhalb 10 Jahre zusammengerechnet. Constantins 380–446 TEUR Schenkungen aus 2020–2023 werden mit dem Erbfall-Erwerb zusammengerechnet — falls er Erbe bleibt. Wenn er ausgeschlagen hat, ist kein Erbfall-Erwerb vorhanden; die Schenkungen werden nur intern geprüft.</w:t>
       </w:r>
     </w:p>
     <w:p/>
@@ -702,7 +702,7 @@
         <w:jc w:val="left"/>
       </w:pPr>
       <w:r>
-        <w:t>Kryptowährungen sind nach § 12 Abs. 1 ErbStG iVm § 9 BewG mit dem gemeinen Wert anzusetzen. Maßgebender Zeitpunkt: Todestag (12.03.2025). Für börsennotierte Kryptowährungen ist der Tageskurs auf relevanten Handelsplattformen (z.B. Coinbase, Binance) heranzuziehen.</w:t>
+        <w:t>Kryptowährungen sind nach Paragraf 12 Abs. 1 ErbStG iVm Paragraf 9 BewG mit dem gemeinen Wert anzusetzen. Maßgebender Zeitpunkt: Todestag (12.03.2025). Für börsennotierte Kryptowährungen ist der Tageskurs auf relevanten Handelsplattformen (z.B. Coinbase, Binance) heranzuziehen.</w:t>
       </w:r>
     </w:p>
     <w:p>
@@ -847,7 +847,7 @@
         <w:jc w:val="left"/>
       </w:pPr>
       <w:r>
-        <w:t>Diese Beträge sind innerhalb von ca. 3 Monaten nach dem Erbschaftsteuerbescheid fällig (§ 30 Abs. 3 ErbStG Zahlungsfrist). Da der wesentliche Nachlass illiquide ist (Grundstück, gesperrtes Depot, Krypto-Wallet blockiert), droht ein Liquiditätsproblem.</w:t>
+        <w:t>Diese Beträge sind innerhalb von ca. 3 Monaten nach dem Erbschaftsteuerbescheid fällig (Paragraf 30 Abs. 3 ErbStG Zahlungsfrist). Da der wesentliche Nachlass illiquide ist (Grundstück, gesperrtes Depot, Krypto-Wallet blockiert), droht ein Liquiditätsproblem.</w:t>
       </w:r>
     </w:p>
     <w:p>
@@ -866,7 +866,7 @@
         <w:pStyle w:val="ListBullet"/>
       </w:pPr>
       <w:r>
-        <w:t>Stundung (§ 28 ErbStG): Das Finanzamt kann bei Grundbesitzerwerb auf Antrag stunden. Henrike sollte Stundungsantrag für ihren Grundstücksanteil stellen.</w:t>
+        <w:t>Stundung (Paragraf 28 ErbStG): Das Finanzamt kann bei Grundbesitzerwerb auf Antrag stunden. Henrike sollte Stundungsantrag für ihren Grundstücksanteil stellen.</w:t>
       </w:r>
     </w:p>
     <w:p>
@@ -874,7 +874,7 @@
         <w:pStyle w:val="ListBullet"/>
       </w:pPr>
       <w:r>
-        <w:t>Raten (§ 28 Abs. 1 ErbStG): Bis zu 10 Jahresraten für Grundbesitz möglich.</w:t>
+        <w:t>Raten (Paragraf 28 Abs. 1 ErbStG): Bis zu 10 Jahresraten für Grundbesitz möglich.</w:t>
       </w:r>
     </w:p>
     <w:p>
